--- a/review3/FedQPNT_Conference_Paper.docx
+++ b/review3/FedQPNT_Conference_Paper.docx
@@ -210,7 +210,7 @@
           <w:i w:val="0"/>
           <w:sz w:val="20"/>
         </w:rPr>
-        <w:t>Satellite navigation reaches a receiver at roughly -130 dBm, well below thermal noise. A cheap transmitter can therefore jam it, and a slightly more capable one can spoof it, producing a believable but false position or time [1], [2]. Meaconing is a particularly awkward case: the attacker records genuine signals in one place and replays them in another, so every signal looks authentic while both position and clock are shifted.</w:t>
+        <w:t>Satellite navigation reaches a receiver at about -130 dBm, well below thermal noise. A cheap transmitter can therefore jam it, and a slightly more capable one can spoof it, producing a believable but false position or time [1], [2]. Meaconing is a particularly awkward case: the attacker records genuine signals in one place and replays them in another, so every signal looks authentic while both position and clock are shifted.</w:t>
       </w:r>
     </w:p>
     <w:p>
